--- a/worksheets/PR_L11_SortingDepot_Worksheet.docx
+++ b/worksheets/PR_L11_SortingDepot_Worksheet.docx
@@ -1748,7 +1748,7 @@
                       <w:sz w:val="21"/>
                       <w:szCs w:val="21"/>
                     </w:rPr>
-                    <w:t xml:space="preserve">Write a linear search that finds a membership number and says which position it is at.</w:t>
+                    <w:t xml:space="preserve">Write a linear search for a membership number and print its position.</w:t>
                   </w:r>
                 </w:p>
               </w:tc>
@@ -1854,7 +1854,7 @@
                       <w:sz w:val="21"/>
                       <w:szCs w:val="21"/>
                     </w:rPr>
-                    <w:t xml:space="preserve">Two lists hold the same members in the same order: one of names, one of minutes exercised. Look a name up.</w:t>
+                    <w:t xml:space="preserve">Search the names list and print the minutes stored at the same position.</w:t>
                   </w:r>
                 </w:p>
               </w:tc>
@@ -2634,7 +2634,7 @@
                       <w:sz w:val="21"/>
                       <w:szCs w:val="21"/>
                     </w:rPr>
-                    <w:t xml:space="preserve">Extend your binary search so it also reports how many items it had to look at.</w:t>
+                    <w:t xml:space="preserve">Binary search the list and report how many items you checked.</w:t>
                   </w:r>
                 </w:p>
               </w:tc>
@@ -4194,7 +4194,7 @@
                       <w:sz w:val="21"/>
                       <w:szCs w:val="21"/>
                     </w:rPr>
-                    <w:t xml:space="preserve">Show an insertion sort at work by printing the list each time an item has been placed.</w:t>
+                    <w:t xml:space="preserve">Print the whole list each time an insertion sort places an item.</w:t>
                   </w:r>
                 </w:p>
               </w:tc>
@@ -4868,7 +4868,7 @@
                       <w:sz w:val="21"/>
                       <w:szCs w:val="21"/>
                     </w:rPr>
-                    <w:t xml:space="preserve">Write the merging step of a merge sort: join two lists that are already in order into one list in order.</w:t>
+                    <w:t xml:space="preserve">Merge two lists that are already in order into one list in order.</w:t>
                   </w:r>
                 </w:p>
               </w:tc>
@@ -5648,7 +5648,7 @@
                       <w:sz w:val="21"/>
                       <w:szCs w:val="21"/>
                     </w:rPr>
-                    <w:t xml:space="preserve">Count how many items a linear search and a binary search each have to look at, so the two can be compared.</w:t>
+                    <w:t xml:space="preserve">Count how many items a linear search and a binary search each check.</w:t>
                   </w:r>
                 </w:p>
               </w:tc>
@@ -5754,7 +5754,7 @@
                       <w:sz w:val="21"/>
                       <w:szCs w:val="21"/>
                     </w:rPr>
-                    <w:t xml:space="preserve">Sort a list yourself and then binary search it, since a binary search only works on a sorted list.</w:t>
+                    <w:t xml:space="preserve">Sort the numbers yourself, then binary search them for a value.</w:t>
                   </w:r>
                 </w:p>
               </w:tc>

--- a/worksheets/PR_L11_SortingDepot_Worksheet.docx
+++ b/worksheets/PR_L11_SortingDepot_Worksheet.docx
@@ -1748,7 +1748,7 @@
                       <w:sz w:val="21"/>
                       <w:szCs w:val="21"/>
                     </w:rPr>
-                    <w:t xml:space="preserve">Write a linear search for a membership number and print its position.</w:t>
+                    <w:t xml:space="preserve">Linear search a line of codes for one number and print its position.</w:t>
                   </w:r>
                 </w:p>
               </w:tc>
@@ -1854,7 +1854,7 @@
                       <w:sz w:val="21"/>
                       <w:szCs w:val="21"/>
                     </w:rPr>
-                    <w:t xml:space="preserve">Search the names list and print the minutes stored at the same position.</w:t>
+                    <w:t xml:space="preserve">Search one list and print the value at the same position in another.</w:t>
                   </w:r>
                 </w:p>
               </w:tc>
@@ -2528,7 +2528,7 @@
                       <w:sz w:val="21"/>
                       <w:szCs w:val="21"/>
                     </w:rPr>
-                    <w:t xml:space="preserve">Write a binary search over a list that is already in order.</w:t>
+                    <w:t xml:space="preserve">Binary search a line of numbers that is already in order.</w:t>
                   </w:r>
                 </w:p>
               </w:tc>
@@ -2634,7 +2634,7 @@
                       <w:sz w:val="21"/>
                       <w:szCs w:val="21"/>
                     </w:rPr>
-                    <w:t xml:space="preserve">Binary search the list and report how many items you checked.</w:t>
+                    <w:t xml:space="preserve">Binary search the line and say how many items you checked.</w:t>
                   </w:r>
                 </w:p>
               </w:tc>
@@ -3308,7 +3308,7 @@
                       <w:sz w:val="21"/>
                       <w:szCs w:val="21"/>
                     </w:rPr>
-                    <w:t xml:space="preserve">Write a bubble sort for a line of whole numbers.</w:t>
+                    <w:t xml:space="preserve">Sort a line of numbers smallest first with a bubble sort.</w:t>
                   </w:r>
                 </w:p>
               </w:tc>
@@ -3414,7 +3414,7 @@
                       <w:sz w:val="21"/>
                       <w:szCs w:val="21"/>
                     </w:rPr>
-                    <w:t xml:space="preserve">Write a bubble sort that stops early, and say how many passes it needed.</w:t>
+                    <w:t xml:space="preserve">Bubble sort that stops early, and say how many passes it needed.</w:t>
                   </w:r>
                 </w:p>
               </w:tc>
@@ -4088,7 +4088,7 @@
                       <w:sz w:val="21"/>
                       <w:szCs w:val="21"/>
                     </w:rPr>
-                    <w:t xml:space="preserve">Write an insertion sort for a line of whole numbers.</w:t>
+                    <w:t xml:space="preserve">Sort a line of numbers with an insertion sort.</w:t>
                   </w:r>
                 </w:p>
               </w:tc>
@@ -4194,7 +4194,7 @@
                       <w:sz w:val="21"/>
                       <w:szCs w:val="21"/>
                     </w:rPr>
-                    <w:t xml:space="preserve">Print the whole list each time an insertion sort places an item.</w:t>
+                    <w:t xml:space="preserve">Print the whole list each time an insertion sort places a word.</w:t>
                   </w:r>
                 </w:p>
               </w:tc>
@@ -4868,7 +4868,7 @@
                       <w:sz w:val="21"/>
                       <w:szCs w:val="21"/>
                     </w:rPr>
-                    <w:t xml:space="preserve">Merge two lists that are already in order into one list in order.</w:t>
+                    <w:t xml:space="preserve">Merge two lines that are already in order into one list.</w:t>
                   </w:r>
                 </w:p>
               </w:tc>
@@ -4974,7 +4974,7 @@
                       <w:sz w:val="21"/>
                       <w:szCs w:val="21"/>
                     </w:rPr>
-                    <w:t xml:space="preserve">Write a full merge sort: split the list down, then merge it back in order.</w:t>
+                    <w:t xml:space="preserve">Write a full merge sort: split the list down, then merge back up.</w:t>
                   </w:r>
                 </w:p>
               </w:tc>
@@ -5648,7 +5648,7 @@
                       <w:sz w:val="21"/>
                       <w:szCs w:val="21"/>
                     </w:rPr>
-                    <w:t xml:space="preserve">Count how many items a linear search and a binary search each check.</w:t>
+                    <w:t xml:space="preserve">Count the comparisons a linear search and a binary search each need.</w:t>
                   </w:r>
                 </w:p>
               </w:tc>

--- a/worksheets/PR_L11_SortingDepot_Worksheet.docx
+++ b/worksheets/PR_L11_SortingDepot_Worksheet.docx
@@ -1748,7 +1748,7 @@
                       <w:sz w:val="21"/>
                       <w:szCs w:val="21"/>
                     </w:rPr>
-                    <w:t xml:space="preserve">Linear search a line of codes for one number and print its position.</w:t>
+                    <w:t xml:space="preserve">Ask the user for a line of whole numbers separated by single spaces, then the number to find. Step through the list position by position, without .index(), and display [the position it is at], counting from 0, or not found.</w:t>
                   </w:r>
                 </w:p>
               </w:tc>
@@ -1854,7 +1854,7 @@
                       <w:sz w:val="21"/>
                       <w:szCs w:val="21"/>
                     </w:rPr>
-                    <w:t xml:space="preserve">Search one list and print the value at the same position in another.</w:t>
+                    <w:t xml:space="preserve">Ask the user for a line of names, then a line of minutes in the same order, then one name to find. Search the names yourself and display [the minutes at the same position], or no record when the name is not there.</w:t>
                   </w:r>
                 </w:p>
               </w:tc>
@@ -2528,7 +2528,7 @@
                       <w:sz w:val="21"/>
                       <w:szCs w:val="21"/>
                     </w:rPr>
-                    <w:t xml:space="preserve">Binary search a line of numbers that is already in order.</w:t>
+                    <w:t xml:space="preserve">Ask the user for a line of whole numbers already in order and separated by single spaces, then the number to find. Find it with a binary search and display [its position], counting from 0, or not found.</w:t>
                   </w:r>
                 </w:p>
               </w:tc>
@@ -2634,7 +2634,7 @@
                       <w:sz w:val="21"/>
                       <w:szCs w:val="21"/>
                     </w:rPr>
-                    <w:t xml:space="preserve">Binary search the line and say how many items you checked.</w:t>
+                    <w:t xml:space="preserve">Ask the user for a line of whole numbers already in order, then the number to find. Binary search it, counting every middle you compare, and display [its position] or not found, then checks: [that count] on the next line.</w:t>
                   </w:r>
                 </w:p>
               </w:tc>
@@ -3308,7 +3308,7 @@
                       <w:sz w:val="21"/>
                       <w:szCs w:val="21"/>
                     </w:rPr>
-                    <w:t xml:space="preserve">Sort a line of numbers smallest first with a bubble sort.</w:t>
+                    <w:t xml:space="preserve">Ask the user for a line of whole numbers separated by single spaces. Sort them smallest first by swapping neighbouring pairs, writing the sort yourself rather than using sorted() or .sort(), and display [the sorted numbers].</w:t>
                   </w:r>
                 </w:p>
               </w:tc>
@@ -3414,7 +3414,7 @@
                       <w:sz w:val="21"/>
                       <w:szCs w:val="21"/>
                     </w:rPr>
-                    <w:t xml:space="preserve">Bubble sort that stops early, and say how many passes it needed.</w:t>
+                    <w:t xml:space="preserve">Ask the user for a line of whole numbers separated by single spaces. Sort them smallest first by swapping neighbouring pairs, stopping after a pass that makes no swaps, and display [the sorted numbers], then passes: [how many].</w:t>
                   </w:r>
                 </w:p>
               </w:tc>
@@ -4088,7 +4088,7 @@
                       <w:sz w:val="21"/>
                       <w:szCs w:val="21"/>
                     </w:rPr>
-                    <w:t xml:space="preserve">Sort a line of numbers with an insertion sort.</w:t>
+                    <w:t xml:space="preserve">Ask the user for a line of whole numbers separated by single spaces. Sort them smallest first with an insertion sort of your own, moving each item back among the items before it, and display [the sorted numbers].</w:t>
                   </w:r>
                 </w:p>
               </w:tc>
@@ -4194,7 +4194,7 @@
                       <w:sz w:val="21"/>
                       <w:szCs w:val="21"/>
                     </w:rPr>
-                    <w:t xml:space="preserve">Print the whole list each time an insertion sort places a word.</w:t>
+                    <w:t xml:space="preserve">Ask the user for a line of five words separated by single spaces. Insertion sort them into alphabetical order, writing the sort yourself, and display [the whole list] after each word from the second onwards, one list per line.</w:t>
                   </w:r>
                 </w:p>
               </w:tc>
@@ -4868,7 +4868,7 @@
                       <w:sz w:val="21"/>
                       <w:szCs w:val="21"/>
                     </w:rPr>
-                    <w:t xml:space="preserve">Merge two lines that are already in order into one list.</w:t>
+                    <w:t xml:space="preserve">Ask the user for two lines of whole numbers, each already in order and separated by single spaces. Merge them into one list by taking the smaller front value each time, writing the merge yourself, and display [the merged list].</w:t>
                   </w:r>
                 </w:p>
               </w:tc>
@@ -4974,7 +4974,7 @@
                       <w:sz w:val="21"/>
                       <w:szCs w:val="21"/>
                     </w:rPr>
-                    <w:t xml:space="preserve">Write a full merge sort: split the list down, then merge back up.</w:t>
+                    <w:t xml:space="preserve">Ask the user for a line of whole numbers separated by single spaces. Sort them smallest first by splitting the list in half, sorting each half the same way and merging the two, and display [the sorted numbers].</w:t>
                   </w:r>
                 </w:p>
               </w:tc>
@@ -5648,7 +5648,7 @@
                       <w:sz w:val="21"/>
                       <w:szCs w:val="21"/>
                     </w:rPr>
-                    <w:t xml:space="preserve">Count the comparisons a linear search and a binary search each need.</w:t>
+                    <w:t xml:space="preserve">Ask the user for a line of whole numbers already in order, then the number to find. Count what a linear search compares and what a binary search compares, and display linear: [the first count], then binary: [the second count].</w:t>
                   </w:r>
                 </w:p>
               </w:tc>
@@ -5754,7 +5754,7 @@
                       <w:sz w:val="21"/>
                       <w:szCs w:val="21"/>
                     </w:rPr>
-                    <w:t xml:space="preserve">Sort the numbers yourself, then binary search them for a value.</w:t>
+                    <w:t xml:space="preserve">Ask the user for a line of whole numbers separated by single spaces, then the number to find. Sort them smallest first with a sort of your own and display [the sorted numbers], then [its position in them] or not found.</w:t>
                   </w:r>
                 </w:p>
               </w:tc>

--- a/worksheets/PR_L11_SortingDepot_Worksheet.docx
+++ b/worksheets/PR_L11_SortingDepot_Worksheet.docx
@@ -1854,7 +1854,113 @@
                       <w:sz w:val="21"/>
                       <w:szCs w:val="21"/>
                     </w:rPr>
-                    <w:t xml:space="preserve">Ask the user for a line of names, then a line of minutes in the same order, then one name to find. Search the names yourself and display [the minutes at the same position], or no record when the name is not there.</w:t>
+                    <w:t xml:space="preserve">Ask the user for a line of whole numbers separated by single spaces, then the number to find. Step through the whole list yourself, without .count(), and display [how many times that number appears] and nothing else.</w:t>
+                  </w:r>
+                </w:p>
+              </w:tc>
+              <w:tc>
+                <w:tcPr>
+                  <w:tcW w:type="dxa" w:w="3342"/>
+                  <w:tcBorders>
+                    <w:top w:val="single" w:color="B7C2D1" w:sz="4"/>
+                    <w:left w:val="single" w:color="B7C2D1" w:sz="4"/>
+                    <w:bottom w:val="single" w:color="B7C2D1" w:sz="4"/>
+                    <w:right w:val="single" w:color="B7C2D1" w:sz="4"/>
+                  </w:tcBorders>
+                  <w:shd w:fill="FFFFFF" w:color="auto" w:val="clear"/>
+                  <w:tcMar>
+                    <w:top w:type="dxa" w:w="80"/>
+                    <w:left w:type="dxa" w:w="120"/>
+                    <w:bottom w:type="dxa" w:w="80"/>
+                    <w:right w:type="dxa" w:w="120"/>
+                  </w:tcMar>
+                  <w:vAlign w:val="center"/>
+                </w:tcPr>
+                <w:p>
+                  <w:pPr>
+                    <w:spacing w:after="0" w:before="0"/>
+                  </w:pPr>
+                  <w:r>
+                    <w:rPr>
+                      <w:rFonts w:ascii="Arial" w:cs="Arial" w:eastAsia="Arial" w:hAnsi="Arial"/>
+                      <w:b w:val="false"/>
+                      <w:bCs w:val="false"/>
+                      <w:sz w:val="21"/>
+                      <w:szCs w:val="21"/>
+                    </w:rPr>
+                    <w:t xml:space="preserve">3</w:t>
+                  </w:r>
+                </w:p>
+              </w:tc>
+              <w:tc>
+                <w:tcPr>
+                  <w:tcW w:type="dxa" w:w="3342"/>
+                  <w:tcBorders>
+                    <w:top w:val="single" w:color="B7C2D1" w:sz="4"/>
+                    <w:left w:val="single" w:color="B7C2D1" w:sz="4"/>
+                    <w:bottom w:val="single" w:color="B7C2D1" w:sz="4"/>
+                    <w:right w:val="single" w:color="B7C2D1" w:sz="4"/>
+                  </w:tcBorders>
+                  <w:shd w:fill="FFFFFF" w:color="auto" w:val="clear"/>
+                  <w:tcMar>
+                    <w:top w:type="dxa" w:w="80"/>
+                    <w:left w:type="dxa" w:w="120"/>
+                    <w:bottom w:type="dxa" w:w="80"/>
+                    <w:right w:type="dxa" w:w="120"/>
+                  </w:tcMar>
+                  <w:vAlign w:val="center"/>
+                </w:tcPr>
+                <w:p>
+                  <w:pPr>
+                    <w:spacing w:after="0" w:before="0"/>
+                  </w:pPr>
+                  <w:r>
+                    <w:rPr>
+                      <w:rFonts w:ascii="Arial" w:cs="Arial" w:eastAsia="Arial" w:hAnsi="Arial"/>
+                      <w:b w:val="false"/>
+                      <w:bCs w:val="false"/>
+                      <w:sz w:val="21"/>
+                      <w:szCs w:val="21"/>
+                    </w:rPr>
+                    <w:t xml:space="preserve"/>
+                  </w:r>
+                </w:p>
+              </w:tc>
+            </w:tr>
+            <w:tr>
+              <w:trPr>
+                <w:cantSplit/>
+                <w:trHeight w:val="360" w:hRule="atLeast"/>
+              </w:trPr>
+              <w:tc>
+                <w:tcPr>
+                  <w:tcW w:type="dxa" w:w="3342"/>
+                  <w:tcBorders>
+                    <w:top w:val="single" w:color="B7C2D1" w:sz="4"/>
+                    <w:left w:val="single" w:color="B7C2D1" w:sz="4"/>
+                    <w:bottom w:val="single" w:color="B7C2D1" w:sz="4"/>
+                    <w:right w:val="single" w:color="B7C2D1" w:sz="4"/>
+                  </w:tcBorders>
+                  <w:shd w:fill="FFFFFF" w:color="auto" w:val="clear"/>
+                  <w:tcMar>
+                    <w:top w:type="dxa" w:w="80"/>
+                    <w:left w:type="dxa" w:w="120"/>
+                    <w:bottom w:type="dxa" w:w="80"/>
+                    <w:right w:type="dxa" w:w="120"/>
+                  </w:tcMar>
+                  <w:vAlign w:val="center"/>
+                </w:tcPr>
+                <w:p>
+                  <w:pPr>
+                    <w:spacing w:after="0" w:before="0"/>
+                  </w:pPr>
+                  <w:r>
+                    <w:rPr>
+                      <w:rFonts w:ascii="Arial" w:cs="Arial" w:eastAsia="Arial" w:hAnsi="Arial"/>
+                      <w:sz w:val="21"/>
+                      <w:szCs w:val="21"/>
+                    </w:rPr>
+                    <w:t xml:space="preserve">Ask the user for a line of words, then a line of whole numbers in the same order, then one word to find. Search the words yourself, without .index(), and display [the number at the same position], or no match when the word is not there.</w:t>
                   </w:r>
                 </w:p>
               </w:tc>
@@ -3308,7 +3414,7 @@
                       <w:sz w:val="21"/>
                       <w:szCs w:val="21"/>
                     </w:rPr>
-                    <w:t xml:space="preserve">Ask the user for a line of whole numbers separated by single spaces. Sort them smallest first by swapping neighbouring pairs, writing the sort yourself rather than using sorted() or .sort(), and display [the sorted numbers].</w:t>
+                    <w:t xml:space="preserve">Ask the user for a line of whole numbers separated by single spaces. Sort them smallest first by swapping neighbouring pairs, writing the sort yourself rather than using sorted() or .sort(), and display [the sorted numbers] on one line.</w:t>
                   </w:r>
                 </w:p>
               </w:tc>
@@ -3414,7 +3520,113 @@
                       <w:sz w:val="21"/>
                       <w:szCs w:val="21"/>
                     </w:rPr>
-                    <w:t xml:space="preserve">Ask the user for a line of whole numbers separated by single spaces. Sort them smallest first by swapping neighbouring pairs, stopping after a pass that makes no swaps, and display [the sorted numbers], then passes: [how many].</w:t>
+                    <w:t xml:space="preserve">Ask the user for a line of whole numbers separated by single spaces. Sort them smallest first by swapping neighbouring pairs, stopping after a pass that makes no swaps, and display [the sorted numbers] on one line, then passes: [how many] on the next line.</w:t>
+                  </w:r>
+                </w:p>
+              </w:tc>
+              <w:tc>
+                <w:tcPr>
+                  <w:tcW w:type="dxa" w:w="3342"/>
+                  <w:tcBorders>
+                    <w:top w:val="single" w:color="B7C2D1" w:sz="4"/>
+                    <w:left w:val="single" w:color="B7C2D1" w:sz="4"/>
+                    <w:bottom w:val="single" w:color="B7C2D1" w:sz="4"/>
+                    <w:right w:val="single" w:color="B7C2D1" w:sz="4"/>
+                  </w:tcBorders>
+                  <w:shd w:fill="FFFFFF" w:color="auto" w:val="clear"/>
+                  <w:tcMar>
+                    <w:top w:type="dxa" w:w="80"/>
+                    <w:left w:type="dxa" w:w="120"/>
+                    <w:bottom w:type="dxa" w:w="80"/>
+                    <w:right w:type="dxa" w:w="120"/>
+                  </w:tcMar>
+                  <w:vAlign w:val="center"/>
+                </w:tcPr>
+                <w:p>
+                  <w:pPr>
+                    <w:spacing w:after="0" w:before="0"/>
+                  </w:pPr>
+                  <w:r>
+                    <w:rPr>
+                      <w:rFonts w:ascii="Arial" w:cs="Arial" w:eastAsia="Arial" w:hAnsi="Arial"/>
+                      <w:b w:val="false"/>
+                      <w:bCs w:val="false"/>
+                      <w:sz w:val="21"/>
+                      <w:szCs w:val="21"/>
+                    </w:rPr>
+                    <w:t xml:space="preserve">6</w:t>
+                  </w:r>
+                </w:p>
+              </w:tc>
+              <w:tc>
+                <w:tcPr>
+                  <w:tcW w:type="dxa" w:w="3342"/>
+                  <w:tcBorders>
+                    <w:top w:val="single" w:color="B7C2D1" w:sz="4"/>
+                    <w:left w:val="single" w:color="B7C2D1" w:sz="4"/>
+                    <w:bottom w:val="single" w:color="B7C2D1" w:sz="4"/>
+                    <w:right w:val="single" w:color="B7C2D1" w:sz="4"/>
+                  </w:tcBorders>
+                  <w:shd w:fill="FFFFFF" w:color="auto" w:val="clear"/>
+                  <w:tcMar>
+                    <w:top w:type="dxa" w:w="80"/>
+                    <w:left w:type="dxa" w:w="120"/>
+                    <w:bottom w:type="dxa" w:w="80"/>
+                    <w:right w:type="dxa" w:w="120"/>
+                  </w:tcMar>
+                  <w:vAlign w:val="center"/>
+                </w:tcPr>
+                <w:p>
+                  <w:pPr>
+                    <w:spacing w:after="0" w:before="0"/>
+                  </w:pPr>
+                  <w:r>
+                    <w:rPr>
+                      <w:rFonts w:ascii="Arial" w:cs="Arial" w:eastAsia="Arial" w:hAnsi="Arial"/>
+                      <w:b w:val="false"/>
+                      <w:bCs w:val="false"/>
+                      <w:sz w:val="21"/>
+                      <w:szCs w:val="21"/>
+                    </w:rPr>
+                    <w:t xml:space="preserve"/>
+                  </w:r>
+                </w:p>
+              </w:tc>
+            </w:tr>
+            <w:tr>
+              <w:trPr>
+                <w:cantSplit/>
+                <w:trHeight w:val="360" w:hRule="atLeast"/>
+              </w:trPr>
+              <w:tc>
+                <w:tcPr>
+                  <w:tcW w:type="dxa" w:w="3342"/>
+                  <w:tcBorders>
+                    <w:top w:val="single" w:color="B7C2D1" w:sz="4"/>
+                    <w:left w:val="single" w:color="B7C2D1" w:sz="4"/>
+                    <w:bottom w:val="single" w:color="B7C2D1" w:sz="4"/>
+                    <w:right w:val="single" w:color="B7C2D1" w:sz="4"/>
+                  </w:tcBorders>
+                  <w:shd w:fill="FFFFFF" w:color="auto" w:val="clear"/>
+                  <w:tcMar>
+                    <w:top w:type="dxa" w:w="80"/>
+                    <w:left w:type="dxa" w:w="120"/>
+                    <w:bottom w:type="dxa" w:w="80"/>
+                    <w:right w:type="dxa" w:w="120"/>
+                  </w:tcMar>
+                  <w:vAlign w:val="center"/>
+                </w:tcPr>
+                <w:p>
+                  <w:pPr>
+                    <w:spacing w:after="0" w:before="0"/>
+                  </w:pPr>
+                  <w:r>
+                    <w:rPr>
+                      <w:rFonts w:ascii="Arial" w:cs="Arial" w:eastAsia="Arial" w:hAnsi="Arial"/>
+                      <w:sz w:val="21"/>
+                      <w:szCs w:val="21"/>
+                    </w:rPr>
+                    <w:t xml:space="preserve">Ask the user for a line of whole numbers separated by single spaces. Sort them smallest first by swapping neighbouring pairs, writing the sort yourself, and display [the whole list] after each pass, one list per line, with single spaces between the values.</w:t>
                   </w:r>
                 </w:p>
               </w:tc>
@@ -4088,7 +4300,7 @@
                       <w:sz w:val="21"/>
                       <w:szCs w:val="21"/>
                     </w:rPr>
-                    <w:t xml:space="preserve">Ask the user for a line of whole numbers separated by single spaces. Sort them smallest first with an insertion sort of your own, moving each item back among the items before it, and display [the sorted numbers].</w:t>
+                    <w:t xml:space="preserve">Ask the user for a line of whole numbers separated by single spaces. Sort them smallest first with an insertion sort of your own, moving each item back among the items before it, and display [the sorted numbers] on one line.</w:t>
                   </w:r>
                 </w:p>
               </w:tc>
@@ -4194,7 +4406,7 @@
                       <w:sz w:val="21"/>
                       <w:szCs w:val="21"/>
                     </w:rPr>
-                    <w:t xml:space="preserve">Ask the user for a line of five words separated by single spaces. Insertion sort them into alphabetical order, writing the sort yourself, and display [the whole list] after each word from the second onwards, one list per line.</w:t>
+                    <w:t xml:space="preserve">Ask the user for a line of five words separated by single spaces. Insertion sort them into alphabetical order, writing the sort yourself, and display [the whole list] after each word from the second onwards, one list per line, with single spaces between the words.</w:t>
                   </w:r>
                 </w:p>
               </w:tc>
@@ -4868,7 +5080,7 @@
                       <w:sz w:val="21"/>
                       <w:szCs w:val="21"/>
                     </w:rPr>
-                    <w:t xml:space="preserve">Ask the user for two lines of whole numbers, each already in order and separated by single spaces. Merge them into one list by taking the smaller front value each time, writing the merge yourself, and display [the merged list].</w:t>
+                    <w:t xml:space="preserve">Ask the user for two lines of whole numbers, each already in order and separated by single spaces. Merge them into one list by taking the smaller front value each time, writing the merge yourself, and display [the merged list] on one line.</w:t>
                   </w:r>
                 </w:p>
               </w:tc>
@@ -4974,7 +5186,7 @@
                       <w:sz w:val="21"/>
                       <w:szCs w:val="21"/>
                     </w:rPr>
-                    <w:t xml:space="preserve">Ask the user for a line of whole numbers separated by single spaces. Sort them smallest first by splitting the list in half, sorting each half the same way and merging the two, and display [the sorted numbers].</w:t>
+                    <w:t xml:space="preserve">Ask the user for a line of whole numbers separated by single spaces. Sort them smallest first by splitting the list in half, sorting each half the same way and merging the two, and display [the sorted numbers] on one line.</w:t>
                   </w:r>
                 </w:p>
               </w:tc>
@@ -5648,7 +5860,7 @@
                       <w:sz w:val="21"/>
                       <w:szCs w:val="21"/>
                     </w:rPr>
-                    <w:t xml:space="preserve">Ask the user for a line of whole numbers already in order, then the number to find. Count what a linear search compares and what a binary search compares, and display linear: [the first count], then binary: [the second count].</w:t>
+                    <w:t xml:space="preserve">Ask the user for a line of whole numbers already in order, then the number to find. Count what a linear search compares and what a binary search compares, and display linear: [the first count], then binary: [the second count] on the next line.</w:t>
                   </w:r>
                 </w:p>
               </w:tc>
@@ -5754,7 +5966,7 @@
                       <w:sz w:val="21"/>
                       <w:szCs w:val="21"/>
                     </w:rPr>
-                    <w:t xml:space="preserve">Ask the user for a line of whole numbers separated by single spaces, then the number to find. Sort them smallest first with a sort of your own and display [the sorted numbers], then [its position in them] or not found.</w:t>
+                    <w:t xml:space="preserve">Ask the user for a line of whole numbers separated by single spaces, then the number to find. Sort them smallest first with a sort of your own and display [the sorted numbers] on one line, then [its position in them], counting from 0, or not found on the next line.</w:t>
                   </w:r>
                 </w:p>
               </w:tc>
@@ -6833,7 +7045,7 @@
                 <w:sz w:val="32"/>
                 <w:szCs w:val="32"/>
               </w:rPr>
-              <w:t xml:space="preserve">______ / 76</w:t>
+              <w:t xml:space="preserve">______ / 85</w:t>
             </w:r>
           </w:p>
         </w:tc>
